--- a/content/w111.docx
+++ b/content/w111.docx
@@ -7,7 +7,7 @@
         <w:pStyle w:val="Title"/>
       </w:pPr>
       <w:r>
-        <w:t xml:space="preserve">Placeholder - Check Back Later</w:t>
+        <w:t xml:space="preserve">Law, Democracy, and AI</w:t>
       </w:r>
     </w:p>
     <w:p>
@@ -394,6 +394,40 @@
         </w:tc>
       </w:tr>
     </w:tbl>
+    <w:p>
+      <w:pPr>
+        <w:pStyle w:val="FirstParagraph"/>
+      </w:pPr>
+      <w:r>
+        <w:t xml:space="preserve">AI and Law?</w:t>
+      </w:r>
+      <w:r>
+        <w:t xml:space="preserve"> </w:t>
+      </w:r>
+      <w:r>
+        <w:t xml:space="preserve">AI Law Hallucination argument</w:t>
+      </w:r>
+      <w:r>
+        <w:t xml:space="preserve"> </w:t>
+      </w:r>
+      <w:r>
+        <w:t xml:space="preserve">AI hallucination prevalence</w:t>
+      </w:r>
+    </w:p>
+    <w:p>
+      <w:pPr>
+        <w:pStyle w:val="BodyText"/>
+      </w:pPr>
+      <w:r>
+        <w:t xml:space="preserve">AI and Responsibility</w:t>
+      </w:r>
+      <w:r>
+        <w:t xml:space="preserve"> </w:t>
+      </w:r>
+      <w:r>
+        <w:t xml:space="preserve">Himmelreich; Killer Robots</w:t>
+      </w:r>
+    </w:p>
     <w:bookmarkEnd w:id="30"/>
     <w:sectPr>
       <w:footnotePr>

--- a/content/w111.docx
+++ b/content/w111.docx
@@ -7,7 +7,7 @@
         <w:pStyle w:val="Title"/>
       </w:pPr>
       <w:r>
-        <w:t xml:space="preserve">Law, Democracy, and AI</w:t>
+        <w:t xml:space="preserve">11.1 - Democracy &amp; Authoritarianism</w:t>
       </w:r>
     </w:p>
     <w:p>
@@ -34,13 +34,13 @@
         <w:t xml:space="preserve">S2026</w:t>
       </w:r>
     </w:p>
-    <w:bookmarkStart w:id="20" w:name="debate"/>
+    <w:bookmarkStart w:id="20" w:name="think"/>
     <w:p>
       <w:pPr>
         <w:pStyle w:val="Heading4"/>
       </w:pPr>
       <w:r>
-        <w:t xml:space="preserve">⚖️ Debate!</w:t>
+        <w:t xml:space="preserve">🧠 Think:</w:t>
       </w:r>
     </w:p>
     <w:p>
@@ -56,17 +56,49 @@
           <w:i/>
           <w:iCs/>
         </w:rPr>
-        <w:t xml:space="preserve">test</w:t>
+        <w:t xml:space="preserve">Is AI compatible with democratic governance?</w:t>
+      </w:r>
+    </w:p>
+    <w:p>
+      <w:pPr>
+        <w:pStyle w:val="Compact"/>
+        <w:numPr>
+          <w:ilvl w:val="0"/>
+          <w:numId w:val="1001"/>
+        </w:numPr>
+      </w:pPr>
+      <w:r>
+        <w:rPr>
+          <w:i/>
+          <w:iCs/>
+        </w:rPr>
+        <w:t xml:space="preserve">What aspects of democratic systems are most under threat in the age of AI?</w:t>
+      </w:r>
+    </w:p>
+    <w:p>
+      <w:pPr>
+        <w:pStyle w:val="Compact"/>
+        <w:numPr>
+          <w:ilvl w:val="0"/>
+          <w:numId w:val="1001"/>
+        </w:numPr>
+      </w:pPr>
+      <w:r>
+        <w:rPr>
+          <w:i/>
+          <w:iCs/>
+        </w:rPr>
+        <w:t xml:space="preserve">How does the use of AI support or undermine authoritarian control?</w:t>
       </w:r>
     </w:p>
     <w:bookmarkEnd w:id="20"/>
-    <w:bookmarkStart w:id="21" w:name="think"/>
+    <w:bookmarkStart w:id="22" w:name="read"/>
     <w:p>
       <w:pPr>
         <w:pStyle w:val="Heading4"/>
       </w:pPr>
       <w:r>
-        <w:t xml:space="preserve">🧠 Think:</w:t>
+        <w:t xml:space="preserve">📖 Read:</w:t>
       </w:r>
     </w:p>
     <w:p>
@@ -78,21 +110,88 @@
         </w:numPr>
       </w:pPr>
       <w:r>
+        <w:t xml:space="preserve">Beraja et al, 2024.</w:t>
+      </w:r>
+      <w:r>
+        <w:t xml:space="preserve"> </w:t>
+      </w:r>
+      <w:r>
+        <w:t xml:space="preserve">“</w:t>
+      </w:r>
+      <w:hyperlink r:id="rId21">
+        <w:r>
+          <w:rPr>
+            <w:rStyle w:val="Hyperlink"/>
+          </w:rPr>
+          <w:t xml:space="preserve">AI-tocracy</w:t>
+        </w:r>
+      </w:hyperlink>
+      <w:r>
+        <w:t xml:space="preserve">”</w:t>
+      </w:r>
+      <w:r>
+        <w:t xml:space="preserve"> </w:t>
+      </w:r>
+      <w:r>
         <w:rPr>
           <w:i/>
           <w:iCs/>
         </w:rPr>
-        <w:t xml:space="preserve">test</w:t>
+        <w:t xml:space="preserve">Quarterly Journal of Economics</w:t>
       </w:r>
     </w:p>
-    <w:bookmarkEnd w:id="21"/>
-    <w:bookmarkStart w:id="22" w:name="read"/>
     <w:p>
       <w:pPr>
+        <w:pStyle w:val="Compact"/>
+        <w:numPr>
+          <w:ilvl w:val="0"/>
+          <w:numId w:val="1002"/>
+        </w:numPr>
+      </w:pPr>
+      <w:r>
+        <w:rPr>
+          <w:i/>
+          <w:iCs/>
+        </w:rPr>
+        <w:t xml:space="preserve">Make sure to scan and pay attention both articles under</w:t>
+      </w:r>
+      <w:r>
+        <w:rPr>
+          <w:i/>
+          <w:iCs/>
+        </w:rPr>
+        <w:t xml:space="preserve"> </w:t>
+      </w:r>
+      <w:r>
+        <w:rPr>
+          <w:i/>
+          <w:iCs/>
+        </w:rPr>
+        <w:t xml:space="preserve">“browse”</w:t>
+      </w:r>
+      <w:r>
+        <w:rPr>
+          <w:i/>
+          <w:iCs/>
+        </w:rPr>
+        <w:t xml:space="preserve"> </w:t>
+      </w:r>
+      <w:r>
+        <w:rPr>
+          <w:i/>
+          <w:iCs/>
+        </w:rPr>
+        <w:t xml:space="preserve">today</w:t>
+      </w:r>
+    </w:p>
+    <w:bookmarkEnd w:id="22"/>
+    <w:bookmarkStart w:id="26" w:name="browse"/>
+    <w:p>
+      <w:pPr>
         <w:pStyle w:val="Heading4"/>
       </w:pPr>
       <w:r>
-        <w:t xml:space="preserve">📖 Read:</w:t>
+        <w:t xml:space="preserve">🌐 Browse:</w:t>
       </w:r>
     </w:p>
     <w:p>
@@ -104,17 +203,118 @@
         </w:numPr>
       </w:pPr>
       <w:r>
-        <w:t xml:space="preserve">test</w:t>
+        <w:t xml:space="preserve">Himmelriech, 2022.</w:t>
+      </w:r>
+      <w:r>
+        <w:t xml:space="preserve"> </w:t>
+      </w:r>
+      <w:r>
+        <w:t xml:space="preserve">“</w:t>
+      </w:r>
+      <w:hyperlink r:id="rId23">
+        <w:r>
+          <w:rPr>
+            <w:rStyle w:val="Hyperlink"/>
+          </w:rPr>
+          <w:t xml:space="preserve">Against Democratizing AI</w:t>
+        </w:r>
+      </w:hyperlink>
+      <w:r>
+        <w:t xml:space="preserve">”</w:t>
+      </w:r>
+      <w:r>
+        <w:t xml:space="preserve"> </w:t>
+      </w:r>
+      <w:r>
+        <w:t xml:space="preserve">AI &amp; Society.</w:t>
       </w:r>
     </w:p>
-    <w:bookmarkEnd w:id="22"/>
-    <w:bookmarkStart w:id="23" w:name="listen"/>
     <w:p>
       <w:pPr>
+        <w:pStyle w:val="Compact"/>
+        <w:numPr>
+          <w:ilvl w:val="0"/>
+          <w:numId w:val="1003"/>
+        </w:numPr>
+      </w:pPr>
+      <w:r>
+        <w:t xml:space="preserve">Xu, 2020.</w:t>
+      </w:r>
+      <w:r>
+        <w:t xml:space="preserve"> </w:t>
+      </w:r>
+      <w:r>
+        <w:t xml:space="preserve">“</w:t>
+      </w:r>
+      <w:hyperlink r:id="rId24">
+        <w:r>
+          <w:rPr>
+            <w:rStyle w:val="Hyperlink"/>
+          </w:rPr>
+          <w:t xml:space="preserve">To Repress or to Co-opt? Authoritarian Control in the Age of Digital Surveillance</w:t>
+        </w:r>
+      </w:hyperlink>
+      <w:r>
+        <w:t xml:space="preserve">”</w:t>
+      </w:r>
+      <w:r>
+        <w:t xml:space="preserve"> </w:t>
+      </w:r>
+      <w:r>
+        <w:rPr>
+          <w:i/>
+          <w:iCs/>
+        </w:rPr>
+        <w:t xml:space="preserve">American Journal of Political Science</w:t>
+      </w:r>
+    </w:p>
+    <w:p>
+      <w:pPr>
+        <w:pStyle w:val="Compact"/>
+        <w:numPr>
+          <w:ilvl w:val="0"/>
+          <w:numId w:val="1003"/>
+        </w:numPr>
+      </w:pPr>
+      <w:r>
+        <w:t xml:space="preserve">Yang, 2026.</w:t>
+      </w:r>
+      <w:r>
+        <w:t xml:space="preserve"> </w:t>
+      </w:r>
+      <w:r>
+        <w:t xml:space="preserve">“</w:t>
+      </w:r>
+      <w:hyperlink r:id="rId25">
+        <w:r>
+          <w:rPr>
+            <w:rStyle w:val="Hyperlink"/>
+          </w:rPr>
+          <w:t xml:space="preserve">The Limits of AI for Authoritarian Control</w:t>
+        </w:r>
+      </w:hyperlink>
+      <w:r>
+        <w:t xml:space="preserve">”</w:t>
+      </w:r>
+      <w:r>
+        <w:t xml:space="preserve"> </w:t>
+      </w:r>
+      <w:r>
+        <w:rPr>
+          <w:i/>
+          <w:iCs/>
+        </w:rPr>
+        <w:t xml:space="preserve">American Journal of Political Science</w:t>
+      </w:r>
+    </w:p>
+    <w:bookmarkEnd w:id="26"/>
+    <w:bookmarkStart w:id="30" w:name="submit"/>
+    <w:p>
+      <w:pPr>
         <w:pStyle w:val="Heading4"/>
       </w:pPr>
       <w:r>
-        <w:t xml:space="preserve">🎧 Listen:</w:t>
+        <w:t xml:space="preserve">📝 Submit:</w:t>
       </w:r>
     </w:p>
     <w:p>
@@ -123,94 +323,6 @@
         <w:numPr>
           <w:ilvl w:val="0"/>
           <w:numId w:val="1004"/>
-        </w:numPr>
-      </w:pPr>
-      <w:r>
-        <w:t xml:space="preserve">test</w:t>
-      </w:r>
-    </w:p>
-    <w:bookmarkEnd w:id="23"/>
-    <w:bookmarkStart w:id="24" w:name="watch"/>
-    <w:p>
-      <w:pPr>
-        <w:pStyle w:val="Heading4"/>
-      </w:pPr>
-      <w:r>
-        <w:t xml:space="preserve">📺 Watch:</w:t>
-      </w:r>
-    </w:p>
-    <w:p>
-      <w:pPr>
-        <w:pStyle w:val="Compact"/>
-        <w:numPr>
-          <w:ilvl w:val="0"/>
-          <w:numId w:val="1005"/>
-        </w:numPr>
-      </w:pPr>
-      <w:r>
-        <w:t xml:space="preserve">test</w:t>
-      </w:r>
-    </w:p>
-    <w:bookmarkEnd w:id="24"/>
-    <w:bookmarkStart w:id="25" w:name="browse"/>
-    <w:p>
-      <w:pPr>
-        <w:pStyle w:val="Heading4"/>
-      </w:pPr>
-      <w:r>
-        <w:t xml:space="preserve">🌐 Browse:</w:t>
-      </w:r>
-    </w:p>
-    <w:p>
-      <w:pPr>
-        <w:pStyle w:val="Compact"/>
-        <w:numPr>
-          <w:ilvl w:val="0"/>
-          <w:numId w:val="1006"/>
-        </w:numPr>
-      </w:pPr>
-      <w:r>
-        <w:t xml:space="preserve">test</w:t>
-      </w:r>
-    </w:p>
-    <w:bookmarkEnd w:id="25"/>
-    <w:bookmarkStart w:id="26" w:name="additional-resources"/>
-    <w:p>
-      <w:pPr>
-        <w:pStyle w:val="Heading4"/>
-      </w:pPr>
-      <w:r>
-        <w:t xml:space="preserve">📚 Additional Resources:</w:t>
-      </w:r>
-    </w:p>
-    <w:p>
-      <w:pPr>
-        <w:pStyle w:val="Compact"/>
-        <w:numPr>
-          <w:ilvl w:val="0"/>
-          <w:numId w:val="1007"/>
-        </w:numPr>
-      </w:pPr>
-      <w:r>
-        <w:t xml:space="preserve">test</w:t>
-      </w:r>
-    </w:p>
-    <w:bookmarkEnd w:id="26"/>
-    <w:bookmarkStart w:id="30" w:name="submit"/>
-    <w:p>
-      <w:pPr>
-        <w:pStyle w:val="Heading4"/>
-      </w:pPr>
-      <w:r>
-        <w:t xml:space="preserve">📝 Submit:</w:t>
-      </w:r>
-    </w:p>
-    <w:p>
-      <w:pPr>
-        <w:pStyle w:val="Compact"/>
-        <w:numPr>
-          <w:ilvl w:val="0"/>
-          <w:numId w:val="1008"/>
         </w:numPr>
       </w:pPr>
       <w:r>
@@ -323,7 +435,7 @@
               <w:pStyle w:val="Compact"/>
               <w:numPr>
                 <w:ilvl w:val="0"/>
-                <w:numId w:val="1009"/>
+                <w:numId w:val="1005"/>
               </w:numPr>
             </w:pPr>
             <w:r>
@@ -359,7 +471,7 @@
               <w:pStyle w:val="Compact"/>
               <w:numPr>
                 <w:ilvl w:val="0"/>
-                <w:numId w:val="1009"/>
+                <w:numId w:val="1005"/>
               </w:numPr>
             </w:pPr>
             <w:r>
@@ -377,7 +489,7 @@
               <w:pStyle w:val="Compact"/>
               <w:numPr>
                 <w:ilvl w:val="0"/>
-                <w:numId w:val="1009"/>
+                <w:numId w:val="1005"/>
               </w:numPr>
             </w:pPr>
             <w:r>
@@ -388,46 +500,18 @@
             </w:r>
             <w:r>
               <w:t xml:space="preserve">do not need to be looked at; they are there to serve, if useful, as further references for your debates, final projects, and general edification later.</w:t>
+            </w:r>
+            <w:r>
+              <w:t xml:space="preserve"> </w:t>
+            </w:r>
+            <w:r>
+              <w:t xml:space="preserve">:::</w:t>
             </w:r>
           </w:p>
           <w:p/>
         </w:tc>
       </w:tr>
     </w:tbl>
-    <w:p>
-      <w:pPr>
-        <w:pStyle w:val="FirstParagraph"/>
-      </w:pPr>
-      <w:r>
-        <w:t xml:space="preserve">AI and Law?</w:t>
-      </w:r>
-      <w:r>
-        <w:t xml:space="preserve"> </w:t>
-      </w:r>
-      <w:r>
-        <w:t xml:space="preserve">AI Law Hallucination argument</w:t>
-      </w:r>
-      <w:r>
-        <w:t xml:space="preserve"> </w:t>
-      </w:r>
-      <w:r>
-        <w:t xml:space="preserve">AI hallucination prevalence</w:t>
-      </w:r>
-    </w:p>
-    <w:p>
-      <w:pPr>
-        <w:pStyle w:val="BodyText"/>
-      </w:pPr>
-      <w:r>
-        <w:t xml:space="preserve">AI and Responsibility</w:t>
-      </w:r>
-      <w:r>
-        <w:t xml:space="preserve"> </w:t>
-      </w:r>
-      <w:r>
-        <w:t xml:space="preserve">Himmelreich; Killer Robots</w:t>
-      </w:r>
-    </w:p>
     <w:bookmarkEnd w:id="30"/>
     <w:sectPr>
       <w:footnotePr>
@@ -658,18 +742,6 @@
     <w:abstractNumId w:val="991"/>
   </w:num>
   <w:num w:numId="1005">
-    <w:abstractNumId w:val="991"/>
-  </w:num>
-  <w:num w:numId="1006">
-    <w:abstractNumId w:val="991"/>
-  </w:num>
-  <w:num w:numId="1007">
-    <w:abstractNumId w:val="991"/>
-  </w:num>
-  <w:num w:numId="1008">
-    <w:abstractNumId w:val="991"/>
-  </w:num>
-  <w:num w:numId="1009">
     <w:abstractNumId w:val="991"/>
   </w:num>
 </w:numbering>

--- a/content/w111.docx
+++ b/content/w111.docx
@@ -140,50 +140,6 @@
         <w:t xml:space="preserve">Quarterly Journal of Economics</w:t>
       </w:r>
     </w:p>
-    <w:p>
-      <w:pPr>
-        <w:pStyle w:val="Compact"/>
-        <w:numPr>
-          <w:ilvl w:val="0"/>
-          <w:numId w:val="1002"/>
-        </w:numPr>
-      </w:pPr>
-      <w:r>
-        <w:rPr>
-          <w:i/>
-          <w:iCs/>
-        </w:rPr>
-        <w:t xml:space="preserve">Make sure to scan and pay attention both articles under</w:t>
-      </w:r>
-      <w:r>
-        <w:rPr>
-          <w:i/>
-          <w:iCs/>
-        </w:rPr>
-        <w:t xml:space="preserve"> </w:t>
-      </w:r>
-      <w:r>
-        <w:rPr>
-          <w:i/>
-          <w:iCs/>
-        </w:rPr>
-        <w:t xml:space="preserve">“browse”</w:t>
-      </w:r>
-      <w:r>
-        <w:rPr>
-          <w:i/>
-          <w:iCs/>
-        </w:rPr>
-        <w:t xml:space="preserve"> </w:t>
-      </w:r>
-      <w:r>
-        <w:rPr>
-          <w:i/>
-          <w:iCs/>
-        </w:rPr>
-        <w:t xml:space="preserve">today</w:t>
-      </w:r>
-    </w:p>
     <w:bookmarkEnd w:id="22"/>
     <w:bookmarkStart w:id="26" w:name="browse"/>
     <w:p>
@@ -308,13 +264,13 @@
       </w:r>
     </w:p>
     <w:bookmarkEnd w:id="26"/>
-    <w:bookmarkStart w:id="30" w:name="submit"/>
+    <w:bookmarkStart w:id="28" w:name="additional-resources"/>
     <w:p>
       <w:pPr>
         <w:pStyle w:val="Heading4"/>
       </w:pPr>
       <w:r>
-        <w:t xml:space="preserve">📝 Submit:</w:t>
+        <w:t xml:space="preserve">📚 Additional Resources:</w:t>
       </w:r>
     </w:p>
     <w:p>
@@ -323,6 +279,39 @@
         <w:numPr>
           <w:ilvl w:val="0"/>
           <w:numId w:val="1004"/>
+        </w:numPr>
+      </w:pPr>
+      <w:r>
+        <w:t xml:space="preserve">Chen et al, 2025.</w:t>
+      </w:r>
+      <w:r>
+        <w:t xml:space="preserve"> </w:t>
+      </w:r>
+      <w:hyperlink r:id="rId27">
+        <w:r>
+          <w:rPr>
+            <w:rStyle w:val="Hyperlink"/>
+          </w:rPr>
+          <w:t xml:space="preserve">A Framework to Assess the Persuasion Risks Large Language Model Chatbots Pose to Democratic Societies</w:t>
+        </w:r>
+      </w:hyperlink>
+    </w:p>
+    <w:bookmarkEnd w:id="28"/>
+    <w:bookmarkStart w:id="32" w:name="submit"/>
+    <w:p>
+      <w:pPr>
+        <w:pStyle w:val="Heading4"/>
+      </w:pPr>
+      <w:r>
+        <w:t xml:space="preserve">📝 Submit:</w:t>
+      </w:r>
+    </w:p>
+    <w:p>
+      <w:pPr>
+        <w:pStyle w:val="Compact"/>
+        <w:numPr>
+          <w:ilvl w:val="0"/>
+          <w:numId w:val="1005"/>
         </w:numPr>
       </w:pPr>
       <w:r>
@@ -370,18 +359,18 @@
                 <wp:inline>
                   <wp:extent cx="152400" cy="152400"/>
                   <wp:effectExtent b="0" l="0" r="0" t="0"/>
-                  <wp:docPr descr="" title="" id="28" name="Picture"/>
+                  <wp:docPr descr="" title="" id="30" name="Picture"/>
                   <a:graphic>
                     <a:graphicData uri="http://schemas.openxmlformats.org/drawingml/2006/picture">
                       <pic:pic>
                         <pic:nvPicPr>
-                          <pic:cNvPr descr="/opt/quarto/share/formats/docx/tip.png" id="29" name="Picture"/>
+                          <pic:cNvPr descr="/opt/quarto/share/formats/docx/tip.png" id="31" name="Picture"/>
                           <pic:cNvPicPr>
                             <a:picLocks noChangeArrowheads="1" noChangeAspect="1"/>
                           </pic:cNvPicPr>
                         </pic:nvPicPr>
                         <pic:blipFill>
-                          <a:blip r:embed="rId27"/>
+                          <a:blip r:embed="rId29"/>
                           <a:stretch>
                             <a:fillRect/>
                           </a:stretch>
@@ -435,7 +424,7 @@
               <w:pStyle w:val="Compact"/>
               <w:numPr>
                 <w:ilvl w:val="0"/>
-                <w:numId w:val="1005"/>
+                <w:numId w:val="1006"/>
               </w:numPr>
             </w:pPr>
             <w:r>
@@ -471,7 +460,7 @@
               <w:pStyle w:val="Compact"/>
               <w:numPr>
                 <w:ilvl w:val="0"/>
-                <w:numId w:val="1005"/>
+                <w:numId w:val="1006"/>
               </w:numPr>
             </w:pPr>
             <w:r>
@@ -489,7 +478,7 @@
               <w:pStyle w:val="Compact"/>
               <w:numPr>
                 <w:ilvl w:val="0"/>
-                <w:numId w:val="1005"/>
+                <w:numId w:val="1006"/>
               </w:numPr>
             </w:pPr>
             <w:r>
@@ -512,7 +501,7 @@
         </w:tc>
       </w:tr>
     </w:tbl>
-    <w:bookmarkEnd w:id="30"/>
+    <w:bookmarkEnd w:id="32"/>
     <w:sectPr>
       <w:footnotePr>
         <w:numRestart w:val="eachSect"/>
@@ -742,6 +731,9 @@
     <w:abstractNumId w:val="991"/>
   </w:num>
   <w:num w:numId="1005">
+    <w:abstractNumId w:val="991"/>
+  </w:num>
+  <w:num w:numId="1006">
     <w:abstractNumId w:val="991"/>
   </w:num>
 </w:numbering>

--- a/content/w111.docx
+++ b/content/w111.docx
@@ -34,7 +34,7 @@
         <w:t xml:space="preserve">S2026</w:t>
       </w:r>
     </w:p>
-    <w:bookmarkStart w:id="20" w:name="think"/>
+    <w:bookmarkStart w:id="9" w:name="think"/>
     <w:p>
       <w:pPr>
         <w:pStyle w:val="Heading4"/>
@@ -91,8 +91,8 @@
         <w:t xml:space="preserve">How does the use of AI support or undermine authoritarian control?</w:t>
       </w:r>
     </w:p>
-    <w:bookmarkEnd w:id="20"/>
-    <w:bookmarkStart w:id="22" w:name="read"/>
+    <w:bookmarkEnd w:id="9"/>
+    <w:bookmarkStart w:id="11" w:name="read"/>
     <w:p>
       <w:pPr>
         <w:pStyle w:val="Heading4"/>
@@ -118,7 +118,7 @@
       <w:r>
         <w:t xml:space="preserve">“</w:t>
       </w:r>
-      <w:hyperlink r:id="rId21">
+      <w:hyperlink r:id="rId10">
         <w:r>
           <w:rPr>
             <w:rStyle w:val="Hyperlink"/>
@@ -140,8 +140,8 @@
         <w:t xml:space="preserve">Quarterly Journal of Economics</w:t>
       </w:r>
     </w:p>
-    <w:bookmarkEnd w:id="22"/>
-    <w:bookmarkStart w:id="26" w:name="browse"/>
+    <w:bookmarkEnd w:id="11"/>
+    <w:bookmarkStart w:id="15" w:name="browse"/>
     <w:p>
       <w:pPr>
         <w:pStyle w:val="Heading4"/>
@@ -167,7 +167,7 @@
       <w:r>
         <w:t xml:space="preserve">“</w:t>
       </w:r>
-      <w:hyperlink r:id="rId23">
+      <w:hyperlink r:id="rId12">
         <w:r>
           <w:rPr>
             <w:rStyle w:val="Hyperlink"/>
@@ -202,7 +202,7 @@
       <w:r>
         <w:t xml:space="preserve">“</w:t>
       </w:r>
-      <w:hyperlink r:id="rId24">
+      <w:hyperlink r:id="rId13">
         <w:r>
           <w:rPr>
             <w:rStyle w:val="Hyperlink"/>
@@ -241,7 +241,7 @@
       <w:r>
         <w:t xml:space="preserve">“</w:t>
       </w:r>
-      <w:hyperlink r:id="rId25">
+      <w:hyperlink r:id="rId14">
         <w:r>
           <w:rPr>
             <w:rStyle w:val="Hyperlink"/>
@@ -263,8 +263,8 @@
         <w:t xml:space="preserve">American Journal of Political Science</w:t>
       </w:r>
     </w:p>
-    <w:bookmarkEnd w:id="26"/>
-    <w:bookmarkStart w:id="28" w:name="additional-resources"/>
+    <w:bookmarkEnd w:id="15"/>
+    <w:bookmarkStart w:id="17" w:name="additional-resources"/>
     <w:p>
       <w:pPr>
         <w:pStyle w:val="Heading4"/>
@@ -287,7 +287,7 @@
       <w:r>
         <w:t xml:space="preserve"> </w:t>
       </w:r>
-      <w:hyperlink r:id="rId27">
+      <w:hyperlink r:id="rId16">
         <w:r>
           <w:rPr>
             <w:rStyle w:val="Hyperlink"/>
@@ -296,8 +296,8 @@
         </w:r>
       </w:hyperlink>
     </w:p>
-    <w:bookmarkEnd w:id="28"/>
-    <w:bookmarkStart w:id="32" w:name="submit"/>
+    <w:bookmarkEnd w:id="17"/>
+    <w:bookmarkStart w:id="21" w:name="submit"/>
     <w:p>
       <w:pPr>
         <w:pStyle w:val="Heading4"/>
@@ -359,18 +359,18 @@
                 <wp:inline>
                   <wp:extent cx="152400" cy="152400"/>
                   <wp:effectExtent b="0" l="0" r="0" t="0"/>
-                  <wp:docPr descr="" title="" id="30" name="Picture"/>
+                  <wp:docPr descr="" title="" id="19" name="Picture"/>
                   <a:graphic>
                     <a:graphicData uri="http://schemas.openxmlformats.org/drawingml/2006/picture">
                       <pic:pic>
                         <pic:nvPicPr>
-                          <pic:cNvPr descr="/opt/quarto/share/formats/docx/tip.png" id="31" name="Picture"/>
+                          <pic:cNvPr descr="/opt/quarto/share/formats/docx/tip.png" id="20" name="Picture"/>
                           <pic:cNvPicPr>
                             <a:picLocks noChangeArrowheads="1" noChangeAspect="1"/>
                           </pic:cNvPicPr>
                         </pic:nvPicPr>
                         <pic:blipFill>
-                          <a:blip r:embed="rId29"/>
+                          <a:blip r:embed="rId18"/>
                           <a:stretch>
                             <a:fillRect/>
                           </a:stretch>
@@ -490,18 +490,12 @@
             <w:r>
               <w:t xml:space="preserve">do not need to be looked at; they are there to serve, if useful, as further references for your debates, final projects, and general edification later.</w:t>
             </w:r>
-            <w:r>
-              <w:t xml:space="preserve"> </w:t>
-            </w:r>
-            <w:r>
-              <w:t xml:space="preserve">:::</w:t>
-            </w:r>
           </w:p>
           <w:p/>
         </w:tc>
       </w:tr>
     </w:tbl>
-    <w:bookmarkEnd w:id="32"/>
+    <w:bookmarkEnd w:id="21"/>
     <w:sectPr>
       <w:footnotePr>
         <w:numRestart w:val="eachSect"/>
@@ -744,10 +738,10 @@
   <w:docDefaults>
     <w:rPrDefault>
       <w:rPr>
-        <w:rFonts w:asciiTheme="minorHAnsi" w:cstheme="minorBidi" w:eastAsiaTheme="minorHAnsi" w:hAnsiTheme="minorHAnsi"/>
+        <w:rFonts w:asciiTheme="minorHAnsi" w:cstheme="minorBidi" w:eastAsiaTheme="minorEastAsia" w:hAnsiTheme="minorHAnsi"/>
         <w:sz w:val="24"/>
         <w:szCs w:val="24"/>
-        <w:lang w:bidi="ar-SA" w:eastAsia="en-US" w:val="en-US"/>
+        <w:lang w:bidi="ar-SA" w:eastAsia="zh-CN" w:val="en-US"/>
       </w:rPr>
     </w:rPrDefault>
     <w:pPrDefault>
@@ -1288,13 +1282,6 @@
       </w:tblCellMar>
     </w:tblPr>
     <w:tblStylePr w:type="firstRow">
-      <w:tblPr>
-        <w:jc w:val="left"/>
-        <w:tblInd w:type="dxa" w:w="0"/>
-      </w:tblPr>
-      <w:trPr>
-        <w:jc w:val="left"/>
-      </w:trPr>
       <w:tcPr>
         <w:tcBorders>
           <w:bottom w:val="single"/>
